--- a/docs/Research_Report.docx
+++ b/docs/Research_Report.docx
@@ -17,7 +17,7 @@
     </w:p>
     <w:p>
       <w:pPr>
-        <w:jc w:val="both"/>
+        <w:jc w:val="center"/>
       </w:pPr>
       <w:r>
         <w:rPr>
@@ -1118,7 +1118,7 @@
     <w:p>
       <w:pPr>
         <w:spacing w:after="240"/>
-        <w:jc w:val="both"/>
+        <w:jc w:val="center"/>
       </w:pPr>
       <w:r>
         <w:rPr>
@@ -1266,7 +1266,7 @@
     <w:p>
       <w:pPr>
         <w:spacing w:after="240"/>
-        <w:jc w:val="both"/>
+        <w:jc w:val="center"/>
       </w:pPr>
       <w:r>
         <w:rPr>
@@ -1326,7 +1326,7 @@
     <w:p>
       <w:pPr>
         <w:spacing w:after="240"/>
-        <w:jc w:val="both"/>
+        <w:jc w:val="center"/>
       </w:pPr>
       <w:r>
         <w:rPr>
